--- a/DR/теоретична част.docx
+++ b/DR/теоретична част.docx
@@ -4,6 +4,14 @@
   <w:body>
     <w:p>
       <w:pPr>
+        <w:rPr>
+          <w:sz w:val="24"/>
+          <w:szCs w:val="24"/>
+        </w:rPr>
+      </w:pPr>
+    </w:p>
+    <w:p>
+      <w:pPr>
         <w:numPr>
           <w:ilvl w:val="0"/>
           <w:numId w:val="4"/>
@@ -13,6 +21,68 @@
           <w:szCs w:val="24"/>
         </w:rPr>
       </w:pPr>
+    </w:p>
+    <w:p>
+      <w:pPr>
+        <w:numPr>
+          <w:ilvl w:val="0"/>
+          <w:numId w:val="4"/>
+        </w:numPr>
+        <w:rPr>
+          <w:sz w:val="24"/>
+          <w:szCs w:val="24"/>
+        </w:rPr>
+      </w:pPr>
+    </w:p>
+    <w:p>
+      <w:pPr>
+        <w:numPr>
+          <w:ilvl w:val="0"/>
+          <w:numId w:val="4"/>
+        </w:numPr>
+        <w:rPr>
+          <w:sz w:val="24"/>
+          <w:szCs w:val="24"/>
+        </w:rPr>
+      </w:pPr>
+    </w:p>
+    <w:p>
+      <w:pPr>
+        <w:numPr>
+          <w:ilvl w:val="0"/>
+          <w:numId w:val="4"/>
+        </w:numPr>
+        <w:rPr>
+          <w:sz w:val="24"/>
+          <w:szCs w:val="24"/>
+        </w:rPr>
+      </w:pPr>
+    </w:p>
+    <w:p>
+      <w:pPr>
+        <w:numPr>
+          <w:ilvl w:val="0"/>
+          <w:numId w:val="4"/>
+        </w:numPr>
+        <w:rPr>
+          <w:sz w:val="24"/>
+          <w:szCs w:val="24"/>
+        </w:rPr>
+      </w:pPr>
+    </w:p>
+    <w:p>
+      <w:pPr>
+        <w:numPr>
+          <w:ilvl w:val="0"/>
+          <w:numId w:val="4"/>
+        </w:numPr>
+        <w:rPr>
+          <w:sz w:val="24"/>
+          <w:szCs w:val="24"/>
+        </w:rPr>
+      </w:pPr>
+      <w:bookmarkStart w:id="0" w:name="_GoBack"/>
+      <w:bookmarkEnd w:id="0"/>
       <w:r>
         <w:rPr>
           <w:sz w:val="24"/>
@@ -210,7 +280,6 @@
           <w:szCs w:val="24"/>
         </w:rPr>
       </w:pPr>
-      <w:bookmarkStart w:id="0" w:name="_GoBack"/>
       <w:r>
         <w:rPr>
           <w:sz w:val="24"/>
@@ -219,7 +288,6 @@
         <w:t>Основни технологии и инструменти</w:t>
       </w:r>
     </w:p>
-    <w:bookmarkEnd w:id="0"/>
     <w:p>
       <w:pPr>
         <w:numPr>
@@ -426,6 +494,7 @@
           <w:sz w:val="24"/>
           <w:szCs w:val="24"/>
         </w:rPr>
+        <w:lastRenderedPageBreak/>
         <w:t>Основни понятия</w:t>
       </w:r>
     </w:p>
@@ -521,7 +590,6 @@
           <w:sz w:val="24"/>
           <w:szCs w:val="24"/>
         </w:rPr>
-        <w:lastRenderedPageBreak/>
         <w:t>Валидиране → Попълване на шаблон → Конвертиране в PDF → Изход (индивидуални PDF, ZIP пакет).</w:t>
       </w:r>
     </w:p>
@@ -921,6 +989,7 @@
           <w:sz w:val="24"/>
           <w:szCs w:val="24"/>
         </w:rPr>
+        <w:lastRenderedPageBreak/>
         <w:t>Точност на попълване на данните</w:t>
       </w:r>
     </w:p>
@@ -1016,7 +1085,6 @@
           <w:sz w:val="24"/>
           <w:szCs w:val="24"/>
         </w:rPr>
-        <w:lastRenderedPageBreak/>
         <w:t>Въпроси за анализ (напр. как различните шрифтове влияят върху четимостта, как DPI на шаблона влияе на крайния файл)</w:t>
       </w:r>
     </w:p>
@@ -4226,6 +4294,7 @@
   <w:style w:type="character" w:default="1" w:styleId="DefaultParagraphFont">
     <w:name w:val="Default Paragraph Font"/>
     <w:uiPriority w:val="1"/>
+    <w:semiHidden/>
     <w:unhideWhenUsed/>
   </w:style>
   <w:style w:type="table" w:default="1" w:styleId="TableNormal">
